--- a/cristoff/Python AWS/Cristoff Stan.docx
+++ b/cristoff/Python AWS/Cristoff Stan.docx
@@ -159,7 +159,25 @@
                 <w:color w:val="FFFFFF"/>
               </w:rPr>
               <w:br/>
-              <w:t>LinkedIn: https://www.linkedin.com/in/cristoff-stan-b53490362/ | Phone Number: +372 58619311</w:t>
+              <w:t>LinkedIn: https://www.linkedin.com/in/cristoff-stan-</w:t>
+            </w:r>
+            <w:r>
+              <w:rPr>
+                <w:rFonts w:asciiTheme="majorBidi" w:hAnsiTheme="majorBidi" w:cstheme="majorBidi"/>
+                <w:b/>
+                <w:bCs/>
+                <w:color w:val="FFFFFF"/>
+              </w:rPr>
+              <w:t>330682401</w:t>
+            </w:r>
+            <w:r>
+              <w:rPr>
+                <w:rFonts w:asciiTheme="majorBidi" w:hAnsiTheme="majorBidi" w:cstheme="majorBidi"/>
+                <w:b/>
+                <w:bCs/>
+                <w:color w:val="FFFFFF"/>
+              </w:rPr>
+              <w:t>/ | Phone Number: +372 58619311</w:t>
             </w:r>
           </w:p>
         </w:tc>
@@ -188,8 +206,6 @@
         </w:rPr>
         <w:t>PROFESSIONAL SUMMARY</w:t>
       </w:r>
-      <w:bookmarkStart w:id="0" w:name="_GoBack"/>
-      <w:bookmarkEnd w:id="0"/>
     </w:p>
     <w:p>
       <w:pPr>
@@ -486,27 +502,7 @@
           <w:szCs w:val="24"/>
           <w:lang w:eastAsia="en-US"/>
         </w:rPr>
-        <w:t xml:space="preserve">: </w:t>
-      </w:r>
-      <w:proofErr w:type="spellStart"/>
-      <w:r>
-        <w:rPr>
-          <w:rFonts w:ascii="Times New Roman" w:eastAsia="Times New Roman" w:hAnsi="Times New Roman" w:cs="Times New Roman"/>
-          <w:sz w:val="24"/>
-          <w:szCs w:val="24"/>
-          <w:lang w:eastAsia="en-US"/>
-        </w:rPr>
-        <w:t>Terraform</w:t>
-      </w:r>
-      <w:proofErr w:type="spellEnd"/>
-      <w:r>
-        <w:rPr>
-          <w:rFonts w:ascii="Times New Roman" w:eastAsia="Times New Roman" w:hAnsi="Times New Roman" w:cs="Times New Roman"/>
-          <w:sz w:val="24"/>
-          <w:szCs w:val="24"/>
-          <w:lang w:eastAsia="en-US"/>
-        </w:rPr>
-        <w:t xml:space="preserve">, AWS CDK, </w:t>
+        <w:t xml:space="preserve">: Terraform, AWS CDK, </w:t>
       </w:r>
       <w:proofErr w:type="spellStart"/>
       <w:r>
@@ -573,7 +569,6 @@
           <w:lang w:eastAsia="en-US"/>
         </w:rPr>
       </w:pPr>
-      <w:proofErr w:type="spellStart"/>
       <w:r>
         <w:rPr>
           <w:rFonts w:ascii="Times New Roman" w:eastAsia="Times New Roman" w:hAnsi="Times New Roman" w:cs="Times New Roman"/>
@@ -585,55 +580,14 @@
         </w:rPr>
         <w:t>DevOps</w:t>
       </w:r>
-      <w:proofErr w:type="spellEnd"/>
-      <w:r>
-        <w:rPr>
-          <w:rFonts w:ascii="Times New Roman" w:eastAsia="Times New Roman" w:hAnsi="Times New Roman" w:cs="Times New Roman"/>
-          <w:sz w:val="24"/>
-          <w:szCs w:val="24"/>
-          <w:lang w:eastAsia="en-US"/>
-        </w:rPr>
-        <w:t xml:space="preserve">: </w:t>
-      </w:r>
-      <w:proofErr w:type="spellStart"/>
-      <w:r>
-        <w:rPr>
-          <w:rFonts w:ascii="Times New Roman" w:eastAsia="Times New Roman" w:hAnsi="Times New Roman" w:cs="Times New Roman"/>
-          <w:sz w:val="24"/>
-          <w:szCs w:val="24"/>
-          <w:lang w:eastAsia="en-US"/>
-        </w:rPr>
-        <w:t>Docker</w:t>
-      </w:r>
-      <w:proofErr w:type="spellEnd"/>
-      <w:r>
-        <w:rPr>
-          <w:rFonts w:ascii="Times New Roman" w:eastAsia="Times New Roman" w:hAnsi="Times New Roman" w:cs="Times New Roman"/>
-          <w:sz w:val="24"/>
-          <w:szCs w:val="24"/>
-          <w:lang w:eastAsia="en-US"/>
-        </w:rPr>
-        <w:t xml:space="preserve">, </w:t>
-      </w:r>
-      <w:proofErr w:type="spellStart"/>
-      <w:r>
-        <w:rPr>
-          <w:rFonts w:ascii="Times New Roman" w:eastAsia="Times New Roman" w:hAnsi="Times New Roman" w:cs="Times New Roman"/>
-          <w:sz w:val="24"/>
-          <w:szCs w:val="24"/>
-          <w:lang w:eastAsia="en-US"/>
-        </w:rPr>
-        <w:t>GitHub</w:t>
-      </w:r>
-      <w:proofErr w:type="spellEnd"/>
-      <w:r>
-        <w:rPr>
-          <w:rFonts w:ascii="Times New Roman" w:eastAsia="Times New Roman" w:hAnsi="Times New Roman" w:cs="Times New Roman"/>
-          <w:sz w:val="24"/>
-          <w:szCs w:val="24"/>
-          <w:lang w:eastAsia="en-US"/>
-        </w:rPr>
-        <w:t xml:space="preserve"> Actions, AWS </w:t>
+      <w:r>
+        <w:rPr>
+          <w:rFonts w:ascii="Times New Roman" w:eastAsia="Times New Roman" w:hAnsi="Times New Roman" w:cs="Times New Roman"/>
+          <w:sz w:val="24"/>
+          <w:szCs w:val="24"/>
+          <w:lang w:eastAsia="en-US"/>
+        </w:rPr>
+        <w:t xml:space="preserve">: Docker, GitHub Actions, AWS </w:t>
       </w:r>
       <w:proofErr w:type="spellStart"/>
       <w:r>
@@ -690,27 +644,7 @@
           <w:szCs w:val="24"/>
           <w:lang w:eastAsia="en-US"/>
         </w:rPr>
-        <w:t xml:space="preserve">: </w:t>
-      </w:r>
-      <w:proofErr w:type="spellStart"/>
-      <w:r>
-        <w:rPr>
-          <w:rFonts w:ascii="Times New Roman" w:eastAsia="Times New Roman" w:hAnsi="Times New Roman" w:cs="Times New Roman"/>
-          <w:sz w:val="24"/>
-          <w:szCs w:val="24"/>
-          <w:lang w:eastAsia="en-US"/>
-        </w:rPr>
-        <w:t>PostgreSQL</w:t>
-      </w:r>
-      <w:proofErr w:type="spellEnd"/>
-      <w:r>
-        <w:rPr>
-          <w:rFonts w:ascii="Times New Roman" w:eastAsia="Times New Roman" w:hAnsi="Times New Roman" w:cs="Times New Roman"/>
-          <w:sz w:val="24"/>
-          <w:szCs w:val="24"/>
-          <w:lang w:eastAsia="en-US"/>
-        </w:rPr>
-        <w:t xml:space="preserve">, MySQL, Oracle, </w:t>
+        <w:t xml:space="preserve">: PostgreSQL, MySQL, Oracle, </w:t>
       </w:r>
       <w:proofErr w:type="spellStart"/>
       <w:r>
@@ -980,8 +914,17 @@
           <w:rStyle w:val="Strong"/>
           <w:rFonts w:asciiTheme="majorBidi" w:hAnsiTheme="majorBidi" w:cstheme="majorBidi"/>
         </w:rPr>
-        <w:t>September 2021 – December 2024</w:t>
-      </w:r>
+        <w:t>September 2021 – December 202</w:t>
+      </w:r>
+      <w:r>
+        <w:rPr>
+          <w:rStyle w:val="Strong"/>
+          <w:rFonts w:asciiTheme="majorBidi" w:hAnsiTheme="majorBidi" w:cstheme="majorBidi"/>
+        </w:rPr>
+        <w:t>5</w:t>
+      </w:r>
+      <w:bookmarkStart w:id="0" w:name="_GoBack"/>
+      <w:bookmarkEnd w:id="0"/>
     </w:p>
     <w:p>
       <w:pPr>
@@ -1082,27 +1025,7 @@
           <w:szCs w:val="24"/>
           <w:lang w:eastAsia="en-US"/>
         </w:rPr>
-        <w:t xml:space="preserve">Engineered infrastructure automation scripts in </w:t>
-      </w:r>
-      <w:proofErr w:type="spellStart"/>
-      <w:r>
-        <w:rPr>
-          <w:rFonts w:ascii="Times New Roman" w:eastAsia="Times New Roman" w:hAnsi="Times New Roman" w:cs="Times New Roman"/>
-          <w:sz w:val="24"/>
-          <w:szCs w:val="24"/>
-          <w:lang w:eastAsia="en-US"/>
-        </w:rPr>
-        <w:t>Terraform</w:t>
-      </w:r>
-      <w:proofErr w:type="spellEnd"/>
-      <w:r>
-        <w:rPr>
-          <w:rFonts w:ascii="Times New Roman" w:eastAsia="Times New Roman" w:hAnsi="Times New Roman" w:cs="Times New Roman"/>
-          <w:sz w:val="24"/>
-          <w:szCs w:val="24"/>
-          <w:lang w:eastAsia="en-US"/>
-        </w:rPr>
-        <w:t xml:space="preserve"> and CDK, standardizing environments across development and production pipelines.</w:t>
+        <w:t>Engineered infrastructure automation scripts in Terraform and CDK, standardizing environments across development and production pipelines.</w:t>
       </w:r>
     </w:p>
     <w:p>
@@ -1200,27 +1123,7 @@
           <w:szCs w:val="24"/>
           <w:lang w:eastAsia="en-US"/>
         </w:rPr>
-        <w:t xml:space="preserve">Developed CI/CD pipelines using </w:t>
-      </w:r>
-      <w:proofErr w:type="spellStart"/>
-      <w:r>
-        <w:rPr>
-          <w:rFonts w:ascii="Times New Roman" w:eastAsia="Times New Roman" w:hAnsi="Times New Roman" w:cs="Times New Roman"/>
-          <w:sz w:val="24"/>
-          <w:szCs w:val="24"/>
-          <w:lang w:eastAsia="en-US"/>
-        </w:rPr>
-        <w:t>GitHub</w:t>
-      </w:r>
-      <w:proofErr w:type="spellEnd"/>
-      <w:r>
-        <w:rPr>
-          <w:rFonts w:ascii="Times New Roman" w:eastAsia="Times New Roman" w:hAnsi="Times New Roman" w:cs="Times New Roman"/>
-          <w:sz w:val="24"/>
-          <w:szCs w:val="24"/>
-          <w:lang w:eastAsia="en-US"/>
-        </w:rPr>
-        <w:t xml:space="preserve"> Actions for deploying Lambda functions and </w:t>
+        <w:t xml:space="preserve">Developed CI/CD pipelines using GitHub Actions for deploying Lambda functions and </w:t>
       </w:r>
       <w:proofErr w:type="spellStart"/>
       <w:r>
@@ -1385,27 +1288,7 @@
           <w:szCs w:val="24"/>
           <w:lang w:eastAsia="en-US"/>
         </w:rPr>
-        <w:t xml:space="preserve">Introduced </w:t>
-      </w:r>
-      <w:proofErr w:type="spellStart"/>
-      <w:r>
-        <w:rPr>
-          <w:rFonts w:ascii="Times New Roman" w:eastAsia="Times New Roman" w:hAnsi="Times New Roman" w:cs="Times New Roman"/>
-          <w:sz w:val="24"/>
-          <w:szCs w:val="24"/>
-          <w:lang w:eastAsia="en-US"/>
-        </w:rPr>
-        <w:t>observability</w:t>
-      </w:r>
-      <w:proofErr w:type="spellEnd"/>
-      <w:r>
-        <w:rPr>
-          <w:rFonts w:ascii="Times New Roman" w:eastAsia="Times New Roman" w:hAnsi="Times New Roman" w:cs="Times New Roman"/>
-          <w:sz w:val="24"/>
-          <w:szCs w:val="24"/>
-          <w:lang w:eastAsia="en-US"/>
-        </w:rPr>
-        <w:t xml:space="preserve"> with structured logging and custom metrics across all Lambda functions, reducing MTTR by 40%.</w:t>
+        <w:t>Introduced observability with structured logging and custom metrics across all Lambda functions, reducing MTTR by 40%.</w:t>
       </w:r>
     </w:p>
     <w:p>
@@ -1676,27 +1559,7 @@
           <w:szCs w:val="24"/>
           <w:lang w:eastAsia="en-US"/>
         </w:rPr>
-        <w:t xml:space="preserve">Collaborated with UI/UX and </w:t>
-      </w:r>
-      <w:proofErr w:type="spellStart"/>
-      <w:r>
-        <w:rPr>
-          <w:rFonts w:ascii="Times New Roman" w:eastAsia="Times New Roman" w:hAnsi="Times New Roman" w:cs="Times New Roman"/>
-          <w:sz w:val="24"/>
-          <w:szCs w:val="24"/>
-          <w:lang w:eastAsia="en-US"/>
-        </w:rPr>
-        <w:t>DevOps</w:t>
-      </w:r>
-      <w:proofErr w:type="spellEnd"/>
-      <w:r>
-        <w:rPr>
-          <w:rFonts w:ascii="Times New Roman" w:eastAsia="Times New Roman" w:hAnsi="Times New Roman" w:cs="Times New Roman"/>
-          <w:sz w:val="24"/>
-          <w:szCs w:val="24"/>
-          <w:lang w:eastAsia="en-US"/>
-        </w:rPr>
-        <w:t xml:space="preserve"> teams to align API development with infrastructure provisioning and monitoring pipelines.</w:t>
+        <w:t>Collaborated with UI/UX and DevOps teams to align API development with infrastructure provisioning and monitoring pipelines.</w:t>
       </w:r>
     </w:p>
     <w:p>
@@ -1886,27 +1749,7 @@
           <w:szCs w:val="24"/>
           <w:lang w:eastAsia="en-US"/>
         </w:rPr>
-        <w:t xml:space="preserve">Contributed to the development of a logistics platform by creating </w:t>
-      </w:r>
-      <w:proofErr w:type="spellStart"/>
-      <w:r>
-        <w:rPr>
-          <w:rFonts w:ascii="Times New Roman" w:eastAsia="Times New Roman" w:hAnsi="Times New Roman" w:cs="Times New Roman"/>
-          <w:sz w:val="24"/>
-          <w:szCs w:val="24"/>
-          <w:lang w:eastAsia="en-US"/>
-        </w:rPr>
-        <w:t>RESTful</w:t>
-      </w:r>
-      <w:proofErr w:type="spellEnd"/>
-      <w:r>
-        <w:rPr>
-          <w:rFonts w:ascii="Times New Roman" w:eastAsia="Times New Roman" w:hAnsi="Times New Roman" w:cs="Times New Roman"/>
-          <w:sz w:val="24"/>
-          <w:szCs w:val="24"/>
-          <w:lang w:eastAsia="en-US"/>
-        </w:rPr>
-        <w:t xml:space="preserve"> APIs using Flask and integrating them with Oracle DB.</w:t>
+        <w:t>Contributed to the development of a logistics platform by creating RESTful APIs using Flask and integrating them with Oracle DB.</w:t>
       </w:r>
     </w:p>
     <w:p>
@@ -2104,27 +1947,7 @@
           <w:szCs w:val="24"/>
           <w:lang w:eastAsia="en-US"/>
         </w:rPr>
-        <w:t xml:space="preserve">Deployed applications via </w:t>
-      </w:r>
-      <w:proofErr w:type="spellStart"/>
-      <w:r>
-        <w:rPr>
-          <w:rFonts w:ascii="Times New Roman" w:eastAsia="Times New Roman" w:hAnsi="Times New Roman" w:cs="Times New Roman"/>
-          <w:sz w:val="24"/>
-          <w:szCs w:val="24"/>
-          <w:lang w:eastAsia="en-US"/>
-        </w:rPr>
-        <w:t>Docker</w:t>
-      </w:r>
-      <w:proofErr w:type="spellEnd"/>
-      <w:r>
-        <w:rPr>
-          <w:rFonts w:ascii="Times New Roman" w:eastAsia="Times New Roman" w:hAnsi="Times New Roman" w:cs="Times New Roman"/>
-          <w:sz w:val="24"/>
-          <w:szCs w:val="24"/>
-          <w:lang w:eastAsia="en-US"/>
-        </w:rPr>
-        <w:t xml:space="preserve"> Compose to streamline multi-service development environments.</w:t>
+        <w:t>Deployed applications via Docker Compose to streamline multi-service development environments.</w:t>
       </w:r>
     </w:p>
     <w:p>
@@ -2212,7 +2035,6 @@
           <w:bCs/>
         </w:rPr>
       </w:pPr>
-      <w:proofErr w:type="spellStart"/>
       <w:r>
         <w:rPr>
           <w:rStyle w:val="Strong"/>
@@ -2220,17 +2042,7 @@
           <w:b/>
           <w:bCs/>
         </w:rPr>
-        <w:t>Decima</w:t>
-      </w:r>
-      <w:proofErr w:type="spellEnd"/>
-      <w:r>
-        <w:rPr>
-          <w:rStyle w:val="Strong"/>
-          <w:rFonts w:asciiTheme="majorBidi" w:hAnsiTheme="majorBidi" w:cstheme="majorBidi" w:hint="default"/>
-          <w:b/>
-          <w:bCs/>
-        </w:rPr>
-        <w:t xml:space="preserve"> Digital </w:t>
+        <w:t xml:space="preserve">Decima Digital </w:t>
       </w:r>
     </w:p>
     <w:p>
@@ -2321,27 +2133,7 @@
           <w:szCs w:val="24"/>
           <w:lang w:eastAsia="en-US"/>
         </w:rPr>
-        <w:t xml:space="preserve">Collaborated with frontend teams to expose </w:t>
-      </w:r>
-      <w:proofErr w:type="spellStart"/>
-      <w:r>
-        <w:rPr>
-          <w:rFonts w:ascii="Times New Roman" w:eastAsia="Times New Roman" w:hAnsi="Times New Roman" w:cs="Times New Roman"/>
-          <w:sz w:val="24"/>
-          <w:szCs w:val="24"/>
-          <w:lang w:eastAsia="en-US"/>
-        </w:rPr>
-        <w:t>performant</w:t>
-      </w:r>
-      <w:proofErr w:type="spellEnd"/>
-      <w:r>
-        <w:rPr>
-          <w:rFonts w:ascii="Times New Roman" w:eastAsia="Times New Roman" w:hAnsi="Times New Roman" w:cs="Times New Roman"/>
-          <w:sz w:val="24"/>
-          <w:szCs w:val="24"/>
-          <w:lang w:eastAsia="en-US"/>
-        </w:rPr>
-        <w:t>, well-documented APIs for Angular-based UIs.</w:t>
+        <w:t>Collaborated with frontend teams to expose performant, well-documented APIs for Angular-based UIs.</w:t>
       </w:r>
     </w:p>
     <w:p>
@@ -2419,27 +2211,7 @@
           <w:szCs w:val="24"/>
           <w:lang w:eastAsia="en-US"/>
         </w:rPr>
-        <w:t xml:space="preserve">Participated in Agile sprints and contributed to planning and testing using </w:t>
-      </w:r>
-      <w:proofErr w:type="spellStart"/>
-      <w:r>
-        <w:rPr>
-          <w:rFonts w:ascii="Times New Roman" w:eastAsia="Times New Roman" w:hAnsi="Times New Roman" w:cs="Times New Roman"/>
-          <w:sz w:val="24"/>
-          <w:szCs w:val="24"/>
-          <w:lang w:eastAsia="en-US"/>
-        </w:rPr>
-        <w:t>Jira</w:t>
-      </w:r>
-      <w:proofErr w:type="spellEnd"/>
-      <w:r>
-        <w:rPr>
-          <w:rFonts w:ascii="Times New Roman" w:eastAsia="Times New Roman" w:hAnsi="Times New Roman" w:cs="Times New Roman"/>
-          <w:sz w:val="24"/>
-          <w:szCs w:val="24"/>
-          <w:lang w:eastAsia="en-US"/>
-        </w:rPr>
-        <w:t xml:space="preserve"> and Selenium-based test suites.</w:t>
+        <w:t>Participated in Agile sprints and contributed to planning and testing using Jira and Selenium-based test suites.</w:t>
       </w:r>
     </w:p>
     <w:p>
@@ -2591,27 +2363,7 @@
           <w:szCs w:val="24"/>
           <w:lang w:eastAsia="en-US"/>
         </w:rPr>
-        <w:t xml:space="preserve">Developed </w:t>
-      </w:r>
-      <w:proofErr w:type="spellStart"/>
-      <w:r>
-        <w:rPr>
-          <w:rFonts w:ascii="Times New Roman" w:eastAsia="Times New Roman" w:hAnsi="Times New Roman" w:cs="Times New Roman"/>
-          <w:sz w:val="24"/>
-          <w:szCs w:val="24"/>
-          <w:lang w:eastAsia="en-US"/>
-        </w:rPr>
-        <w:t>RESTful</w:t>
-      </w:r>
-      <w:proofErr w:type="spellEnd"/>
-      <w:r>
-        <w:rPr>
-          <w:rFonts w:ascii="Times New Roman" w:eastAsia="Times New Roman" w:hAnsi="Times New Roman" w:cs="Times New Roman"/>
-          <w:sz w:val="24"/>
-          <w:szCs w:val="24"/>
-          <w:lang w:eastAsia="en-US"/>
-        </w:rPr>
-        <w:t xml:space="preserve"> endpoints using Flask for a startup product MVP, focusing on scalability and modularity.</w:t>
+        <w:t>Developed RESTful endpoints using Flask for a startup product MVP, focusing on scalability and modularity.</w:t>
       </w:r>
     </w:p>
     <w:p>
@@ -2663,27 +2415,7 @@
           <w:szCs w:val="24"/>
           <w:lang w:eastAsia="en-US"/>
         </w:rPr>
-        <w:t xml:space="preserve">Deployed prototypes on AWS EC2 instances with basic IAM access control and </w:t>
-      </w:r>
-      <w:proofErr w:type="spellStart"/>
-      <w:r>
-        <w:rPr>
-          <w:rFonts w:ascii="Times New Roman" w:eastAsia="Times New Roman" w:hAnsi="Times New Roman" w:cs="Times New Roman"/>
-          <w:sz w:val="24"/>
-          <w:szCs w:val="24"/>
-          <w:lang w:eastAsia="en-US"/>
-        </w:rPr>
-        <w:t>Nginx</w:t>
-      </w:r>
-      <w:proofErr w:type="spellEnd"/>
-      <w:r>
-        <w:rPr>
-          <w:rFonts w:ascii="Times New Roman" w:eastAsia="Times New Roman" w:hAnsi="Times New Roman" w:cs="Times New Roman"/>
-          <w:sz w:val="24"/>
-          <w:szCs w:val="24"/>
-          <w:lang w:eastAsia="en-US"/>
-        </w:rPr>
-        <w:t xml:space="preserve"> routing.</w:t>
+        <w:t>Deployed prototypes on AWS EC2 instances with basic IAM access control and Nginx routing.</w:t>
       </w:r>
     </w:p>
     <w:p>
@@ -2989,7 +2721,6 @@
           <w:lang w:eastAsia="en-US"/>
         </w:rPr>
       </w:pPr>
-      <w:proofErr w:type="spellStart"/>
       <w:r>
         <w:rPr>
           <w:rFonts w:ascii="Times New Roman" w:eastAsia="Times New Roman" w:hAnsi="Times New Roman" w:cs="Times New Roman"/>
@@ -2999,43 +2730,7 @@
           <w:szCs w:val="24"/>
           <w:lang w:eastAsia="en-US"/>
         </w:rPr>
-        <w:t>Terraform</w:t>
-      </w:r>
-      <w:proofErr w:type="spellEnd"/>
-      <w:r>
-        <w:rPr>
-          <w:rFonts w:ascii="Times New Roman" w:eastAsia="Times New Roman" w:hAnsi="Times New Roman" w:cs="Times New Roman"/>
-          <w:b/>
-          <w:bCs/>
-          <w:sz w:val="24"/>
-          <w:szCs w:val="24"/>
-          <w:lang w:eastAsia="en-US"/>
-        </w:rPr>
-        <w:t xml:space="preserve"> for </w:t>
-      </w:r>
-      <w:proofErr w:type="spellStart"/>
-      <w:r>
-        <w:rPr>
-          <w:rFonts w:ascii="Times New Roman" w:eastAsia="Times New Roman" w:hAnsi="Times New Roman" w:cs="Times New Roman"/>
-          <w:b/>
-          <w:bCs/>
-          <w:sz w:val="24"/>
-          <w:szCs w:val="24"/>
-          <w:lang w:eastAsia="en-US"/>
-        </w:rPr>
-        <w:t>DevOps</w:t>
-      </w:r>
-      <w:proofErr w:type="spellEnd"/>
-      <w:r>
-        <w:rPr>
-          <w:rFonts w:ascii="Times New Roman" w:eastAsia="Times New Roman" w:hAnsi="Times New Roman" w:cs="Times New Roman"/>
-          <w:b/>
-          <w:bCs/>
-          <w:sz w:val="24"/>
-          <w:szCs w:val="24"/>
-          <w:lang w:eastAsia="en-US"/>
-        </w:rPr>
-        <w:t xml:space="preserve"> Engineers – </w:t>
+        <w:t xml:space="preserve">Terraform for DevOps Engineers – </w:t>
       </w:r>
       <w:proofErr w:type="spellStart"/>
       <w:r>
@@ -3332,27 +3027,7 @@
           <w:szCs w:val="24"/>
           <w:lang w:eastAsia="en-US"/>
         </w:rPr>
-        <w:t xml:space="preserve"> using </w:t>
-      </w:r>
-      <w:proofErr w:type="spellStart"/>
-      <w:r>
-        <w:rPr>
-          <w:rFonts w:ascii="Times New Roman" w:eastAsia="Times New Roman" w:hAnsi="Times New Roman" w:cs="Times New Roman"/>
-          <w:sz w:val="24"/>
-          <w:szCs w:val="24"/>
-          <w:lang w:eastAsia="en-US"/>
-        </w:rPr>
-        <w:t>Terraform</w:t>
-      </w:r>
-      <w:proofErr w:type="spellEnd"/>
-      <w:r>
-        <w:rPr>
-          <w:rFonts w:ascii="Times New Roman" w:eastAsia="Times New Roman" w:hAnsi="Times New Roman" w:cs="Times New Roman"/>
-          <w:sz w:val="24"/>
-          <w:szCs w:val="24"/>
-          <w:lang w:eastAsia="en-US"/>
-        </w:rPr>
-        <w:t xml:space="preserve"> and CDK to enable consistent and auditable infrastructure deployment.</w:t>
+        <w:t xml:space="preserve"> using Terraform and CDK to enable consistent and auditable infrastructure deployment.</w:t>
       </w:r>
     </w:p>
     <w:p>
@@ -7811,7 +7486,6 @@
       <w:jc w:val="both"/>
     </w:pPr>
     <w:tblPr>
-      <w:tblInd w:w="0" w:type="dxa"/>
       <w:tblBorders>
         <w:top w:val="single" w:sz="4" w:space="0" w:color="auto"/>
         <w:left w:val="single" w:sz="4" w:space="0" w:color="auto"/>
@@ -7820,12 +7494,6 @@
         <w:insideH w:val="single" w:sz="4" w:space="0" w:color="auto"/>
         <w:insideV w:val="single" w:sz="4" w:space="0" w:color="auto"/>
       </w:tblBorders>
-      <w:tblCellMar>
-        <w:top w:w="0" w:type="dxa"/>
-        <w:left w:w="108" w:type="dxa"/>
-        <w:bottom w:w="0" w:type="dxa"/>
-        <w:right w:w="108" w:type="dxa"/>
-      </w:tblCellMar>
     </w:tblPr>
   </w:style>
   <w:style w:type="paragraph" w:styleId="ListParagraph">
@@ -8124,7 +7792,6 @@
       <w:jc w:val="both"/>
     </w:pPr>
     <w:tblPr>
-      <w:tblInd w:w="0" w:type="dxa"/>
       <w:tblBorders>
         <w:top w:val="single" w:sz="4" w:space="0" w:color="auto"/>
         <w:left w:val="single" w:sz="4" w:space="0" w:color="auto"/>
@@ -8133,12 +7800,6 @@
         <w:insideH w:val="single" w:sz="4" w:space="0" w:color="auto"/>
         <w:insideV w:val="single" w:sz="4" w:space="0" w:color="auto"/>
       </w:tblBorders>
-      <w:tblCellMar>
-        <w:top w:w="0" w:type="dxa"/>
-        <w:left w:w="108" w:type="dxa"/>
-        <w:bottom w:w="0" w:type="dxa"/>
-        <w:right w:w="108" w:type="dxa"/>
-      </w:tblCellMar>
     </w:tblPr>
   </w:style>
   <w:style w:type="paragraph" w:styleId="ListParagraph">
